--- a/pc_package/PTP-001_transfer.docx
+++ b/pc_package/PTP-001_transfer.docx
@@ -5705,6 +5705,88 @@
                     <w:jc w:val="center"/>
                   </w:pPr>
                   <w:r>
+                    <w:t xml:space="preserve">SOP-2003</w:t>
+                  </w:r>
+                </w:p>
+              </w:tc>
+              <w:tc>
+                <w:tcPr/>
+                <w:p>
+                  <w:pPr>
+                    <w:pStyle w:val="Compact"/>
+                    <w:jc w:val="left"/>
+                    <w:jc w:val="center"/>
+                  </w:pPr>
+                  <w:r>
+                    <w:t xml:space="preserve">Operation of the Production Bioreactor (Fed-Batch)</w:t>
+                  </w:r>
+                </w:p>
+              </w:tc>
+              <w:tc>
+                <w:tcPr/>
+                <w:p>
+                  <w:pPr>
+                    <w:pStyle w:val="Compact"/>
+                    <w:jc w:val="left"/>
+                    <w:jc w:val="center"/>
+                  </w:pPr>
+                  <w:r>
+                    <w:t xml:space="preserve">SOP</w:t>
+                  </w:r>
+                </w:p>
+              </w:tc>
+            </w:tr>
+            <w:tr>
+              <w:tc>
+                <w:tcPr/>
+                <w:p>
+                  <w:pPr>
+                    <w:pStyle w:val="Compact"/>
+                    <w:jc w:val="left"/>
+                    <w:jc w:val="center"/>
+                  </w:pPr>
+                  <w:r>
+                    <w:t xml:space="preserve">SOP-2004</w:t>
+                  </w:r>
+                </w:p>
+              </w:tc>
+              <w:tc>
+                <w:tcPr/>
+                <w:p>
+                  <w:pPr>
+                    <w:pStyle w:val="Compact"/>
+                    <w:jc w:val="left"/>
+                    <w:jc w:val="center"/>
+                  </w:pPr>
+                  <w:r>
+                    <w:t xml:space="preserve">Cell-Culture Media and Feed Preparation</w:t>
+                  </w:r>
+                </w:p>
+              </w:tc>
+              <w:tc>
+                <w:tcPr/>
+                <w:p>
+                  <w:pPr>
+                    <w:pStyle w:val="Compact"/>
+                    <w:jc w:val="left"/>
+                    <w:jc w:val="center"/>
+                  </w:pPr>
+                  <w:r>
+                    <w:t xml:space="preserve">SOP</w:t>
+                  </w:r>
+                </w:p>
+              </w:tc>
+            </w:tr>
+            <w:tr>
+              <w:tc>
+                <w:tcPr/>
+                <w:p>
+                  <w:pPr>
+                    <w:pStyle w:val="Compact"/>
+                    <w:jc w:val="left"/>
+                    <w:jc w:val="center"/>
+                  </w:pPr>
+                  <w:r>
                     <w:t xml:space="preserve">SOP-2005</w:t>
                   </w:r>
                 </w:p>
@@ -6074,6 +6156,211 @@
                     <w:jc w:val="center"/>
                   </w:pPr>
                   <w:r>
+                    <w:t xml:space="preserve">SOP-3010</w:t>
+                  </w:r>
+                </w:p>
+              </w:tc>
+              <w:tc>
+                <w:tcPr/>
+                <w:p>
+                  <w:pPr>
+                    <w:pStyle w:val="Compact"/>
+                    <w:jc w:val="left"/>
+                    <w:jc w:val="center"/>
+                  </w:pPr>
+                  <w:r>
+                    <w:t xml:space="preserve">Released N-Glycan Mapping by 2-AB HILIC-UPLC</w:t>
+                  </w:r>
+                </w:p>
+              </w:tc>
+              <w:tc>
+                <w:tcPr/>
+                <w:p>
+                  <w:pPr>
+                    <w:pStyle w:val="Compact"/>
+                    <w:jc w:val="left"/>
+                    <w:jc w:val="center"/>
+                  </w:pPr>
+                  <w:r>
+                    <w:t xml:space="preserve">SOP</w:t>
+                  </w:r>
+                </w:p>
+              </w:tc>
+            </w:tr>
+            <w:tr>
+              <w:tc>
+                <w:tcPr/>
+                <w:p>
+                  <w:pPr>
+                    <w:pStyle w:val="Compact"/>
+                    <w:jc w:val="left"/>
+                    <w:jc w:val="center"/>
+                  </w:pPr>
+                  <w:r>
+                    <w:t xml:space="preserve">SOP-3011</w:t>
+                  </w:r>
+                </w:p>
+              </w:tc>
+              <w:tc>
+                <w:tcPr/>
+                <w:p>
+                  <w:pPr>
+                    <w:pStyle w:val="Compact"/>
+                    <w:jc w:val="left"/>
+                    <w:jc w:val="center"/>
+                  </w:pPr>
+                  <w:r>
+                    <w:t xml:space="preserve">Size-Variant Analysis by SEC-HPLC</w:t>
+                  </w:r>
+                </w:p>
+              </w:tc>
+              <w:tc>
+                <w:tcPr/>
+                <w:p>
+                  <w:pPr>
+                    <w:pStyle w:val="Compact"/>
+                    <w:jc w:val="left"/>
+                    <w:jc w:val="center"/>
+                  </w:pPr>
+                  <w:r>
+                    <w:t xml:space="preserve">SOP</w:t>
+                  </w:r>
+                </w:p>
+              </w:tc>
+            </w:tr>
+            <w:tr>
+              <w:tc>
+                <w:tcPr/>
+                <w:p>
+                  <w:pPr>
+                    <w:pStyle w:val="Compact"/>
+                    <w:jc w:val="left"/>
+                    <w:jc w:val="center"/>
+                  </w:pPr>
+                  <w:r>
+                    <w:t xml:space="preserve">SOP-3012</w:t>
+                  </w:r>
+                </w:p>
+              </w:tc>
+              <w:tc>
+                <w:tcPr/>
+                <w:p>
+                  <w:pPr>
+                    <w:pStyle w:val="Compact"/>
+                    <w:jc w:val="left"/>
+                    <w:jc w:val="center"/>
+                  </w:pPr>
+                  <w:r>
+                    <w:t xml:space="preserve">Host-Cell-Protein Quantitation by ELISA</w:t>
+                  </w:r>
+                </w:p>
+              </w:tc>
+              <w:tc>
+                <w:tcPr/>
+                <w:p>
+                  <w:pPr>
+                    <w:pStyle w:val="Compact"/>
+                    <w:jc w:val="left"/>
+                    <w:jc w:val="center"/>
+                  </w:pPr>
+                  <w:r>
+                    <w:t xml:space="preserve">SOP</w:t>
+                  </w:r>
+                </w:p>
+              </w:tc>
+            </w:tr>
+            <w:tr>
+              <w:tc>
+                <w:tcPr/>
+                <w:p>
+                  <w:pPr>
+                    <w:pStyle w:val="Compact"/>
+                    <w:jc w:val="left"/>
+                    <w:jc w:val="center"/>
+                  </w:pPr>
+                  <w:r>
+                    <w:t xml:space="preserve">SOP-3013</w:t>
+                  </w:r>
+                </w:p>
+              </w:tc>
+              <w:tc>
+                <w:tcPr/>
+                <w:p>
+                  <w:pPr>
+                    <w:pStyle w:val="Compact"/>
+                    <w:jc w:val="left"/>
+                    <w:jc w:val="center"/>
+                  </w:pPr>
+                  <w:r>
+                    <w:t xml:space="preserve">Charge-Variant Analysis by icIEF</w:t>
+                  </w:r>
+                </w:p>
+              </w:tc>
+              <w:tc>
+                <w:tcPr/>
+                <w:p>
+                  <w:pPr>
+                    <w:pStyle w:val="Compact"/>
+                    <w:jc w:val="left"/>
+                    <w:jc w:val="center"/>
+                  </w:pPr>
+                  <w:r>
+                    <w:t xml:space="preserve">SOP</w:t>
+                  </w:r>
+                </w:p>
+              </w:tc>
+            </w:tr>
+            <w:tr>
+              <w:tc>
+                <w:tcPr/>
+                <w:p>
+                  <w:pPr>
+                    <w:pStyle w:val="Compact"/>
+                    <w:jc w:val="left"/>
+                    <w:jc w:val="center"/>
+                  </w:pPr>
+                  <w:r>
+                    <w:t xml:space="preserve">SOP-3014</w:t>
+                  </w:r>
+                </w:p>
+              </w:tc>
+              <w:tc>
+                <w:tcPr/>
+                <w:p>
+                  <w:pPr>
+                    <w:pStyle w:val="Compact"/>
+                    <w:jc w:val="left"/>
+                    <w:jc w:val="center"/>
+                  </w:pPr>
+                  <w:r>
+                    <w:t xml:space="preserve">Residual Host-Cell DNA by qPCR</w:t>
+                  </w:r>
+                </w:p>
+              </w:tc>
+              <w:tc>
+                <w:tcPr/>
+                <w:p>
+                  <w:pPr>
+                    <w:pStyle w:val="Compact"/>
+                    <w:jc w:val="left"/>
+                    <w:jc w:val="center"/>
+                  </w:pPr>
+                  <w:r>
+                    <w:t xml:space="preserve">SOP</w:t>
+                  </w:r>
+                </w:p>
+              </w:tc>
+            </w:tr>
+            <w:tr>
+              <w:tc>
+                <w:tcPr/>
+                <w:p>
+                  <w:pPr>
+                    <w:pStyle w:val="Compact"/>
+                    <w:jc w:val="left"/>
+                    <w:jc w:val="center"/>
+                  </w:pPr>
+                  <w:r>
                     <w:t xml:space="preserve">SOP-4001</w:t>
                   </w:r>
                 </w:p>
@@ -6101,6 +6388,47 @@
                   </w:pPr>
                   <w:r>
                     <w:t xml:space="preserve">SOP</w:t>
+                  </w:r>
+                </w:p>
+              </w:tc>
+            </w:tr>
+            <w:tr>
+              <w:tc>
+                <w:tcPr/>
+                <w:p>
+                  <w:pPr>
+                    <w:pStyle w:val="Compact"/>
+                    <w:jc w:val="left"/>
+                    <w:jc w:val="center"/>
+                  </w:pPr>
+                  <w:r>
+                    <w:t xml:space="preserve">AMV-3010</w:t>
+                  </w:r>
+                </w:p>
+              </w:tc>
+              <w:tc>
+                <w:tcPr/>
+                <w:p>
+                  <w:pPr>
+                    <w:pStyle w:val="Compact"/>
+                    <w:jc w:val="left"/>
+                    <w:jc w:val="center"/>
+                  </w:pPr>
+                  <w:r>
+                    <w:t xml:space="preserve">N-Glycan Map (2-AB HILIC-UPLC)</w:t>
+                  </w:r>
+                </w:p>
+              </w:tc>
+              <w:tc>
+                <w:tcPr/>
+                <w:p>
+                  <w:pPr>
+                    <w:pStyle w:val="Compact"/>
+                    <w:jc w:val="left"/>
+                    <w:jc w:val="center"/>
+                  </w:pPr>
+                  <w:r>
+                    <w:t xml:space="preserve">Method validation</w:t>
                   </w:r>
                 </w:p>
               </w:tc>
